--- a/resumes/viktor_petrov.docx
+++ b/resumes/viktor_petrov.docx
@@ -17,7 +17,7 @@
     </w:p>
     <w:p>
       <w:r>
-        <w:t>Remote (US) | viktor.petrov@example.com | +1-555-0125</w:t>
+        <w:t>Bengaluru, India | viktor.petrov@example.com | +1-555-0125</w:t>
       </w:r>
     </w:p>
     <w:p>
@@ -25,7 +25,7 @@
         <w:pStyle w:val="Heading1"/>
       </w:pPr>
       <w:r>
-        <w:t>SUMMARY</w:t>
+        <w:t>PROFILE</w:t>
       </w:r>
     </w:p>
     <w:p>
@@ -38,12 +38,12 @@
         <w:pStyle w:val="Heading1"/>
       </w:pPr>
       <w:r>
-        <w:t>SKILLS</w:t>
+        <w:t>CORE COMPETENCIES</w:t>
       </w:r>
     </w:p>
     <w:p>
       <w:r>
-        <w:t>Python, SQL, Spark, Airflow, ETL, dbt, Data Warehousing</w:t>
+        <w:t>Python, SQL, Spark, Airflow, ETL, AWS, dbt, PostgreSQL, Data Warehousing</w:t>
       </w:r>
     </w:p>
     <w:p>
@@ -51,12 +51,70 @@
         <w:pStyle w:val="Heading1"/>
       </w:pPr>
       <w:r>
-        <w:t>EDUCATION</w:t>
+        <w:t>EMPLOYMENT HISTORY</w:t>
       </w:r>
     </w:p>
     <w:p>
       <w:r>
-        <w:t>Bachelor of Technology in Computer Science, Lakeside State University (2017)</w:t>
+        <w:t>Senior Analytics Engineer, Vision Corp (2024 - Present)</w:t>
+      </w:r>
+    </w:p>
+    <w:p>
+      <w:pPr>
+        <w:pStyle w:val="ListBullet"/>
+      </w:pPr>
+      <w:r>
+        <w:t>Modelled analytics tables in AWS powering 60+ dashboards.</w:t>
+      </w:r>
+    </w:p>
+    <w:p>
+      <w:pPr>
+        <w:pStyle w:val="ListBullet"/>
+      </w:pPr>
+      <w:r>
+        <w:t>Migrated batch ETL to streaming with SQL and Data Warehousing.</w:t>
+      </w:r>
+    </w:p>
+    <w:p>
+      <w:r>
+        <w:t>Big Data Engineer, Pixel Labs (2021 - 2024)</w:t>
+      </w:r>
+    </w:p>
+    <w:p>
+      <w:pPr>
+        <w:pStyle w:val="ListBullet"/>
+      </w:pPr>
+      <w:r>
+        <w:t>Migrated batch ETL to streaming with AWS and SQL.</w:t>
+      </w:r>
+    </w:p>
+    <w:p>
+      <w:pPr>
+        <w:pStyle w:val="ListBullet"/>
+      </w:pPr>
+      <w:r>
+        <w:t>Modelled analytics tables in Airflow powering 70+ dashboards.</w:t>
+      </w:r>
+    </w:p>
+    <w:p>
+      <w:r>
+        <w:t>Big Data Engineer, AppWorks (2018 - 2021)</w:t>
+      </w:r>
+    </w:p>
+    <w:p>
+      <w:pPr>
+        <w:pStyle w:val="ListBullet"/>
+      </w:pPr>
+      <w:r>
+        <w:t>Migrated batch ETL to streaming with dbt and Data Warehousing.</w:t>
+      </w:r>
+    </w:p>
+    <w:p>
+      <w:pPr>
+        <w:pStyle w:val="ListBullet"/>
+      </w:pPr>
+      <w:r>
+        <w:t>Modelled analytics tables in dbt powering 60+ dashboards.</w:t>
       </w:r>
     </w:p>
     <w:p>
@@ -64,12 +122,33 @@
         <w:pStyle w:val="Heading1"/>
       </w:pPr>
       <w:r>
-        <w:t>EXPERIENCE</w:t>
+        <w:t>KEY PROJECTS</w:t>
       </w:r>
     </w:p>
     <w:p>
       <w:r>
-        <w:t>Senior Analytics Engineer, Streamline (2025 - Present)</w:t>
+        <w:t>CDC Pipeline: change-data-capture into Spark using Airflow.</w:t>
+      </w:r>
+    </w:p>
+    <w:p>
+      <w:pPr>
+        <w:pStyle w:val="Heading1"/>
+      </w:pPr>
+      <w:r>
+        <w:t>EDUCATION &amp; TRAINING</w:t>
+      </w:r>
+    </w:p>
+    <w:p>
+      <w:r>
+        <w:t>M.Tech in Information Systems, Westlake University (2018)</w:t>
+      </w:r>
+    </w:p>
+    <w:p>
+      <w:pPr>
+        <w:pStyle w:val="Heading1"/>
+      </w:pPr>
+      <w:r>
+        <w:t>LICENSES &amp; CERTIFICATIONS</w:t>
       </w:r>
     </w:p>
     <w:p>
@@ -77,70 +156,7 @@
         <w:pStyle w:val="ListBullet"/>
       </w:pPr>
       <w:r>
-        <w:t>Built Airflow pipelines moving 7TB per day into the warehouse.</w:t>
-      </w:r>
-    </w:p>
-    <w:p>
-      <w:pPr>
-        <w:pStyle w:val="ListBullet"/>
-      </w:pPr>
-      <w:r>
-        <w:t>Migrated batch ETL to streaming with SQL and Airflow.</w:t>
-      </w:r>
-    </w:p>
-    <w:p>
-      <w:r>
-        <w:t>Data Engineer, FinServe (2022 - 2025)</w:t>
-      </w:r>
-    </w:p>
-    <w:p>
-      <w:pPr>
-        <w:pStyle w:val="ListBullet"/>
-      </w:pPr>
-      <w:r>
-        <w:t>Migrated batch ETL to streaming with Python and Data Warehousing.</w:t>
-      </w:r>
-    </w:p>
-    <w:p>
-      <w:pPr>
-        <w:pStyle w:val="ListBullet"/>
-      </w:pPr>
-      <w:r>
-        <w:t>Modelled analytics tables in SQL powering 50+ dashboards.</w:t>
-      </w:r>
-    </w:p>
-    <w:p>
-      <w:r>
-        <w:t>Big Data Engineer, Craft Studio (2018 - 2022)</w:t>
-      </w:r>
-    </w:p>
-    <w:p>
-      <w:pPr>
-        <w:pStyle w:val="ListBullet"/>
-      </w:pPr>
-      <w:r>
-        <w:t>Built Airflow pipelines moving 5TB per day into the warehouse.</w:t>
-      </w:r>
-    </w:p>
-    <w:p>
-      <w:pPr>
-        <w:pStyle w:val="ListBullet"/>
-      </w:pPr>
-      <w:r>
-        <w:t>Cut pipeline failures 20% with ETL data-quality checks.</w:t>
-      </w:r>
-    </w:p>
-    <w:p>
-      <w:pPr>
-        <w:pStyle w:val="Heading1"/>
-      </w:pPr>
-      <w:r>
-        <w:t>PROJECTS</w:t>
-      </w:r>
-    </w:p>
-    <w:p>
-      <w:r>
-        <w:t>CDC Pipeline: change-data-capture into Airflow using dbt.</w:t>
+        <w:t>Google Cloud Professional Data Engineer</w:t>
       </w:r>
     </w:p>
     <w:sectPr>
